--- a/schools-presentations/A Lykeiou/tests/A5_Test_Group_B.docx
+++ b/schools-presentations/A Lykeiou/tests/A5_Test_Group_B.docx
@@ -407,23 +407,7 @@
             </w:r>
             <w:proofErr w:type="spellEnd"/>
             <w:r>
-              <w:t>α μα</w:t>
-            </w:r>
-            <w:proofErr w:type="spellStart"/>
-            <w:r>
-              <w:t>θητή</w:t>
-            </w:r>
-            <w:proofErr w:type="spellEnd"/>
-            <w:r>
-              <w:t>/</w:t>
-            </w:r>
-            <w:proofErr w:type="spellStart"/>
-            <w:r>
-              <w:t>τρι</w:t>
-            </w:r>
-            <w:proofErr w:type="spellEnd"/>
-            <w:r>
-              <w:t>ας: …………………………………………………………</w:t>
+              <w:t>α μαθητή/τριας: …………………………………………………………</w:t>
             </w:r>
             <w:r>
               <w:rPr>
@@ -1471,23 +1455,7 @@
           <w:b/>
           <w:szCs w:val="24"/>
         </w:rPr>
-        <w:t xml:space="preserve">ανίζει IP Address, Subnet Mask και Default </w:t>
-      </w:r>
-      <w:proofErr w:type="gramStart"/>
-      <w:r>
-        <w:rPr>
-          <w:b/>
-          <w:szCs w:val="24"/>
-        </w:rPr>
-        <w:t>Gateway;  [</w:t>
-      </w:r>
-      <w:proofErr w:type="gramEnd"/>
-      <w:r>
-        <w:rPr>
-          <w:b/>
-          <w:szCs w:val="24"/>
-        </w:rPr>
-        <w:t>1 μ.]</w:t>
+        <w:t>ανίζει IP Address, Subnet Mask και Default Gateway;  [1 μ.]</w:t>
       </w:r>
     </w:p>
     <w:tbl>
@@ -1754,15 +1722,7 @@
         <w:spacing w:after="200"/>
       </w:pPr>
       <w:r>
-        <w:t>☐ maria     ☐ password     ☐ 12345678     ☐ M</w:t>
-      </w:r>
-      <w:proofErr w:type="gramStart"/>
-      <w:r>
-        <w:t>7!q</w:t>
-      </w:r>
-      <w:proofErr w:type="gramEnd"/>
-      <w:r>
-        <w:t>2#Lp9</w:t>
+        <w:t>☐ maria     ☐ password     ☐ 12345678     ☐ M7!q2#Lp9</w:t>
       </w:r>
     </w:p>
     <w:p>
@@ -2632,10 +2592,9 @@
       <w:pPr>
         <w:pStyle w:val="ListParagraph"/>
         <w:keepNext/>
-        <w:pageBreakBefore/>
         <w:numPr>
           <w:ilvl w:val="0"/>
-          <w:numId w:val="14"/>
+          <w:numId w:val="10"/>
         </w:numPr>
         <w:spacing w:line="240" w:lineRule="auto"/>
         <w:rPr>
@@ -2651,7 +2610,6 @@
           <w:szCs w:val="24"/>
           <w:lang w:val="el-GR"/>
         </w:rPr>
-        <w:lastRenderedPageBreak/>
         <w:t>Συμπληρώστε κάθε κενό με έναν όρο από τις λέξεις βοήθειας.</w:t>
       </w:r>
     </w:p>
@@ -3151,7 +3109,7 @@
         <w:keepNext/>
         <w:numPr>
           <w:ilvl w:val="0"/>
-          <w:numId w:val="14"/>
+          <w:numId w:val="10"/>
         </w:numPr>
         <w:spacing w:line="240" w:lineRule="auto"/>
         <w:rPr>
@@ -3693,7 +3651,7 @@
         <w:keepNext/>
         <w:numPr>
           <w:ilvl w:val="0"/>
-          <w:numId w:val="14"/>
+          <w:numId w:val="10"/>
         </w:numPr>
         <w:spacing w:line="240" w:lineRule="auto"/>
         <w:rPr>
